--- a/res/programmes/AWS-Data-Engineering-27h.docx
+++ b/res/programmes/AWS-Data-Engineering-27h.docx
@@ -212,7 +212,7 @@
         <w:pStyle w:val="ProgBody"/>
       </w:pPr>
       <w:r>
-        <w:t>This programme teaches participants to build data pipelines on Amazon Web Services and covers the core topics of the AWS Certified Data Engineer – Associate exam (DEA-C01). They design an S3 data lake with partitioned Parquet and Apache Iceberg tables, ingest batch and streaming data, transform it with AWS Glue and EMR, load and query Amazon Redshift Serverless, govern access and quality with Lake Formation and Glue Data Quality, orchestrate with Step Functions and Amazon MWAA, and analyse results with Athena, Managed Service for Apache Flink and QuickSight. Exam practice closes the content, and the programme ends with a final project: an end-to-end data pipeline built and presented by each team.</w:t>
+        <w:t>This programme teaches participants to build data pipelines on Amazon Web Services and covers the core topics of the AWS Certified Data Engineer – Associate exam (DEA-C01). They design an S3 data lake with partitioned Parquet and Apache Iceberg tables, ingest batch and streaming data, transform it with AWS Glue and EMR, load and query Amazon Redshift Serverless, govern access and quality with Lake Formation and Glue Data Quality, orchestrate with Step Functions and Amazon MWAA, and analyse results with Athena, Amazon Managed Service for Apache Flink and QuickSight. Exam practice closes the content, and the programme ends with a final project: an end-to-end data pipeline built and presented by each team.</w:t>
       </w:r>
     </w:p>
     <w:p>
@@ -724,7 +724,7 @@
               <w:pStyle w:val="ProgTableText"/>
             </w:pPr>
             <w:r>
-              <w:t>AWS Cloud Practitioner (course) and Python for Data Science (course), or equivalent: core AWS services, Python and SQL. These are used, not taught</w:t>
+              <w:t>Core AWS services (course: AWS Cloud Practitioner); Python and SQL (course: Python for Data Science), or equivalent. These are used, not taught</w:t>
             </w:r>
           </w:p>
         </w:tc>
@@ -808,7 +808,7 @@
               <w:pStyle w:val="ProgTableText"/>
             </w:pPr>
             <w:r>
-              <w:t>One laptop per participant with a browser and the AWS CLI; one AWS sandbox account per team, provided by the organiser, with a budget alert; streams, clusters and warehouses deleted at the end of each lab to control cost</w:t>
+              <w:t>One laptop per participant with a browser and the AWS CLI; one AWS sandbox account per team, provided by the organiser, with a budget alert; MWAA and the QuickSight subscription set up by the organiser for the course, Redshift Serverless at minimum base capacity; streams, clusters and warehouses deleted at the end of each lab</w:t>
             </w:r>
           </w:p>
         </w:tc>
@@ -893,7 +893,7 @@
         <w:pStyle w:val="ProgIntro"/>
       </w:pPr>
       <w:r>
-        <w:t>Participants compare batch and streaming, data lakes, warehouses and lakehouses, design an S3 data lake with partitioned Parquet and Apache Iceberg tables, then ingest data with Kinesis Data Streams, Amazon Data Firehose, DMS and AppFlow, with an overview of Amazon MSK. Validated lab: a clickstream delivered by Firehose into partitioned Parquet files in the lake.</w:t>
+        <w:t>Participants compare batch and streaming, data lakes, warehouses and lakehouses, design an S3 data lake with partitioned Parquet and Apache Iceberg tables, then ingest data with Kinesis Data Streams, Amazon Data Firehose, DMS and AppFlow, with an overview of Amazon MSK. Validated lab: a clickstream sent through Kinesis Data Streams and delivered by Firehose into date-partitioned JSON files in the raw zone of the lake.</w:t>
       </w:r>
     </w:p>
     <w:tbl>
@@ -1082,7 +1082,7 @@
               <w:pStyle w:val="ProgTableText"/>
             </w:pPr>
             <w:r>
-              <w:t>S3 data lake, partitioning, Parquet, Apache Iceberg tables</w:t>
+              <w:t>S3 data lake, partitioning, Parquet, Apache Iceberg tables (including Amazon S3 Tables)</w:t>
             </w:r>
           </w:p>
         </w:tc>
@@ -1570,7 +1570,7 @@
               <w:pStyle w:val="ProgTableText"/>
             </w:pPr>
             <w:r>
-              <w:t>Lake Formation permissions, Glue Data Quality, data lineage</w:t>
+              <w:t>Lake Formation permissions, Glue Data Quality, data lineage (Amazon DataZone / SageMaker Catalog)</w:t>
             </w:r>
           </w:p>
         </w:tc>

--- a/res/programmes/AWS-Data-Engineering-27h.docx
+++ b/res/programmes/AWS-Data-Engineering-27h.docx
@@ -32,7 +32,13 @@
                     <pic:cNvPicPr/>
                   </pic:nvPicPr>
                   <pic:blipFill>
-                    <a:blip r:embed="rId12"/>
+                    <a:blip r:embed="rId12">
+                      <a:extLst>
+                        <a:ext uri="{96DAC541-7B7A-43D3-8B79-37D633B846F1}">
+                          <asvg:svgBlip xmlns:asvg="http://schemas.microsoft.com/office/drawing/2016/SVG/main" r:embed="rId13"/>
+                        </a:ext>
+                      </a:extLst>
+                    </a:blip>
                     <a:stretch>
                       <a:fillRect/>
                     </a:stretch>
@@ -132,7 +138,7 @@
             <w:r>
               <w:drawing>
                 <wp:inline xmlns:a="http://schemas.openxmlformats.org/drawingml/2006/main" xmlns:pic="http://schemas.openxmlformats.org/drawingml/2006/picture">
-                  <wp:extent cx="516649" cy="486000"/>
+                  <wp:extent cx="516563" cy="486000"/>
                   <wp:docPr id="901" name="Picture 901"/>
                   <wp:cNvGraphicFramePr>
                     <a:graphicFrameLocks noChangeAspect="1"/>
@@ -145,7 +151,13 @@
                           <pic:cNvPicPr/>
                         </pic:nvPicPr>
                         <pic:blipFill>
-                          <a:blip r:embed="rId13"/>
+                          <a:blip r:embed="rId14">
+                            <a:extLst>
+                              <a:ext uri="{96DAC541-7B7A-43D3-8B79-37D633B846F1}">
+                                <asvg:svgBlip xmlns:asvg="http://schemas.microsoft.com/office/drawing/2016/SVG/main" r:embed="rId15"/>
+                              </a:ext>
+                            </a:extLst>
+                          </a:blip>
                           <a:stretch>
                             <a:fillRect/>
                           </a:stretch>
@@ -153,7 +165,7 @@
                         <pic:spPr>
                           <a:xfrm>
                             <a:off x="0" y="0"/>
-                            <a:ext cx="516649" cy="486000"/>
+                            <a:ext cx="516563" cy="486000"/>
                           </a:xfrm>
                           <a:prstGeom prst="rect"/>
                         </pic:spPr>
@@ -2195,7 +2207,7 @@
     <w:r>
       <w:drawing>
         <wp:inline xmlns:a="http://schemas.openxmlformats.org/drawingml/2006/main" xmlns:pic="http://schemas.openxmlformats.org/drawingml/2006/picture">
-          <wp:extent cx="114811" cy="108000"/>
+          <wp:extent cx="114792" cy="108000"/>
           <wp:docPr id="1" name="Picture 1"/>
           <wp:cNvGraphicFramePr>
             <a:graphicFrameLocks noChangeAspect="1"/>
@@ -2208,7 +2220,13 @@
                   <pic:cNvPicPr/>
                 </pic:nvPicPr>
                 <pic:blipFill>
-                  <a:blip r:embed="rId1"/>
+                  <a:blip r:embed="rId1">
+                    <a:extLst>
+                      <a:ext uri="{96DAC541-7B7A-43D3-8B79-37D633B846F1}">
+                        <asvg:svgBlip xmlns:asvg="http://schemas.microsoft.com/office/drawing/2016/SVG/main" r:embed="rId2"/>
+                      </a:ext>
+                    </a:extLst>
+                  </a:blip>
                   <a:stretch>
                     <a:fillRect/>
                   </a:stretch>
@@ -2216,7 +2234,7 @@
                 <pic:spPr>
                   <a:xfrm>
                     <a:off x="0" y="0"/>
-                    <a:ext cx="114811" cy="108000"/>
+                    <a:ext cx="114792" cy="108000"/>
                   </a:xfrm>
                   <a:prstGeom prst="rect"/>
                 </pic:spPr>
